--- a/rentacar/exword_samples/rental.docx
+++ b/rentacar/exword_samples/rental.docx
@@ -45,21 +45,21 @@
         <w:rPr>
           <w:color w:val="000000"/>
         </w:rPr>
-        <w:t xml:space="preserve">This agreement is entered into </w:t>
-      </w:r>
-      <w:proofErr w:type="gramStart"/>
-      <w:r>
-        <w:rPr>
-          <w:color w:val="000000"/>
-        </w:rPr>
-        <w:t>this  day</w:t>
-      </w:r>
-      <w:proofErr w:type="gramEnd"/>
-      <w:r>
-        <w:rPr>
-          <w:color w:val="000000"/>
-        </w:rPr>
-        <w:t>, {{begin_time}}</w:t>
+        <w:t>This agreement is entered into this  day, {{</w:t>
+      </w:r>
+      <w:proofErr w:type="spellStart"/>
+      <w:r>
+        <w:rPr>
+          <w:color w:val="000000"/>
+        </w:rPr>
+        <w:t>begin_time</w:t>
+      </w:r>
+      <w:proofErr w:type="spellEnd"/>
+      <w:r>
+        <w:rPr>
+          <w:color w:val="000000"/>
+        </w:rPr>
+        <w:t>}}</w:t>
       </w:r>
     </w:p>
     <w:p>
@@ -98,15 +98,37 @@
         <w:rPr>
           <w:color w:val="000000"/>
         </w:rPr>
-        <w:t>Name: Creekchariotcorp</w:t>
-      </w:r>
-    </w:p>
-    <w:p>
-      <w:r>
-        <w:rPr>
-          <w:color w:val="000000"/>
-        </w:rPr>
-        <w:t>Address: 2636 Walnut Hill Ln, Suit 311, Dallas, TX 75229</w:t>
+        <w:t xml:space="preserve">Name: </w:t>
+      </w:r>
+      <w:proofErr w:type="spellStart"/>
+      <w:r>
+        <w:rPr>
+          <w:color w:val="000000"/>
+        </w:rPr>
+        <w:t>Creekchariotcorp</w:t>
+      </w:r>
+      <w:proofErr w:type="spellEnd"/>
+    </w:p>
+    <w:p>
+      <w:r>
+        <w:rPr>
+          <w:color w:val="000000"/>
+        </w:rPr>
+        <w:t xml:space="preserve">Address: 2636 Walnut Hill Ln, </w:t>
+      </w:r>
+      <w:proofErr w:type="spellStart"/>
+      <w:r>
+        <w:rPr>
+          <w:color w:val="000000"/>
+        </w:rPr>
+        <w:t>Suit</w:t>
+      </w:r>
+      <w:proofErr w:type="spellEnd"/>
+      <w:r>
+        <w:rPr>
+          <w:color w:val="000000"/>
+        </w:rPr>
+        <w:t xml:space="preserve"> 311, Dallas, TX 75229</w:t>
       </w:r>
     </w:p>
     <w:p>
@@ -127,12 +149,14 @@
     </w:p>
     <w:p/>
     <w:p>
+      <w:proofErr w:type="spellStart"/>
       <w:r>
         <w:rPr>
           <w:b/>
         </w:rPr>
         <w:t>Rentee</w:t>
       </w:r>
+      <w:proofErr w:type="spellEnd"/>
       <w:r>
         <w:rPr>
           <w:b/>
@@ -173,7 +197,35 @@
         <w:rPr>
           <w:color w:val="000000" w:themeColor="text1"/>
         </w:rPr>
-        <w:t>Driving License Information:  State: {{state}} Number: {{driving_license}} Expiration Date: {{license_expiration}}</w:t>
+        <w:t>Driving License Information:  State: {{state}} Number: {{</w:t>
+      </w:r>
+      <w:proofErr w:type="spellStart"/>
+      <w:r>
+        <w:rPr>
+          <w:color w:val="000000" w:themeColor="text1"/>
+        </w:rPr>
+        <w:t>driving_license</w:t>
+      </w:r>
+      <w:proofErr w:type="spellEnd"/>
+      <w:r>
+        <w:rPr>
+          <w:color w:val="000000" w:themeColor="text1"/>
+        </w:rPr>
+        <w:t>}} Expiration Date: {{</w:t>
+      </w:r>
+      <w:proofErr w:type="spellStart"/>
+      <w:r>
+        <w:rPr>
+          <w:color w:val="000000" w:themeColor="text1"/>
+        </w:rPr>
+        <w:t>license_expiration</w:t>
+      </w:r>
+      <w:proofErr w:type="spellEnd"/>
+      <w:r>
+        <w:rPr>
+          <w:color w:val="000000" w:themeColor="text1"/>
+        </w:rPr>
+        <w:t>}}</w:t>
       </w:r>
     </w:p>
     <w:p>
@@ -221,9 +273,11 @@
         </w:rPr>
         <w:t xml:space="preserve">WHEREAS, the </w:t>
       </w:r>
+      <w:proofErr w:type="spellStart"/>
       <w:r>
         <w:t>Rentor</w:t>
       </w:r>
+      <w:proofErr w:type="spellEnd"/>
       <w:r>
         <w:rPr>
           <w:color w:val="000000"/>
@@ -258,18 +312,22 @@
         </w:rPr>
         <w:t xml:space="preserve">WHEREAS, the </w:t>
       </w:r>
+      <w:proofErr w:type="spellStart"/>
       <w:r>
         <w:t>Rentor</w:t>
       </w:r>
+      <w:proofErr w:type="spellEnd"/>
       <w:r>
         <w:rPr>
           <w:color w:val="000000"/>
         </w:rPr>
         <w:t xml:space="preserve"> is desirous of leasing the Vehicle to the </w:t>
       </w:r>
+      <w:proofErr w:type="spellStart"/>
       <w:r>
         <w:t>Rentee</w:t>
       </w:r>
+      <w:proofErr w:type="spellEnd"/>
       <w:r>
         <w:rPr>
           <w:color w:val="000000"/>
@@ -285,18 +343,22 @@
         </w:rPr>
         <w:t xml:space="preserve"> Agreement (the “Agreement”) and the </w:t>
       </w:r>
+      <w:proofErr w:type="spellStart"/>
       <w:r>
         <w:t>Rentee</w:t>
       </w:r>
+      <w:proofErr w:type="spellEnd"/>
       <w:r>
         <w:rPr>
           <w:color w:val="000000"/>
         </w:rPr>
         <w:t xml:space="preserve"> is desirous of leasing the Vehicle from the </w:t>
       </w:r>
+      <w:proofErr w:type="spellStart"/>
       <w:r>
         <w:t>Rentor</w:t>
       </w:r>
+      <w:proofErr w:type="spellEnd"/>
       <w:r>
         <w:rPr>
           <w:color w:val="000000"/>
@@ -334,9 +396,11 @@
         </w:rPr>
         <w:t xml:space="preserve"> only and </w:t>
       </w:r>
+      <w:proofErr w:type="spellStart"/>
       <w:r>
         <w:t>Rentee</w:t>
       </w:r>
+      <w:proofErr w:type="spellEnd"/>
       <w:r>
         <w:rPr>
           <w:color w:val="000000"/>
@@ -907,7 +971,21 @@
               <w:rPr>
                 <w:color w:val="000000"/>
               </w:rPr>
-              <w:t>{{insurance_number}}</w:t>
+              <w:t>{{</w:t>
+            </w:r>
+            <w:proofErr w:type="spellStart"/>
+            <w:r>
+              <w:rPr>
+                <w:color w:val="000000"/>
+              </w:rPr>
+              <w:t>insurance_number</w:t>
+            </w:r>
+            <w:proofErr w:type="spellEnd"/>
+            <w:r>
+              <w:rPr>
+                <w:color w:val="000000"/>
+              </w:rPr>
+              <w:t>}}</w:t>
             </w:r>
           </w:p>
         </w:tc>
@@ -1017,7 +1095,35 @@
         <w:rPr>
           <w:color w:val="000000"/>
         </w:rPr>
-        <w:t>. The Vehicle is equipped with a remote engine control system, allowing the Rentor to disable the engine remotely in the event of a breach of this Agreement, including but not limited to non-payment as outlined in Section 8. Additionally, the Vehicle is fitted with a GPS monitoring module, enabling the Rentor to track its location and usage for the purpose of ensuring compliance with the terms of this Agreement.</w:t>
+        <w:t xml:space="preserve">. The Vehicle is equipped with a remote engine control system, allowing the </w:t>
+      </w:r>
+      <w:proofErr w:type="spellStart"/>
+      <w:r>
+        <w:rPr>
+          <w:color w:val="000000"/>
+        </w:rPr>
+        <w:t>Rentor</w:t>
+      </w:r>
+      <w:proofErr w:type="spellEnd"/>
+      <w:r>
+        <w:rPr>
+          <w:color w:val="000000"/>
+        </w:rPr>
+        <w:t xml:space="preserve"> to disable the engine remotely in the event of a breach of this Agreement, including but not limited to non-payment as outlined in Section 8. Additionally, the Vehicle is fitted with a GPS monitoring module, enabling the </w:t>
+      </w:r>
+      <w:proofErr w:type="spellStart"/>
+      <w:r>
+        <w:rPr>
+          <w:color w:val="000000"/>
+        </w:rPr>
+        <w:t>Rentor</w:t>
+      </w:r>
+      <w:proofErr w:type="spellEnd"/>
+      <w:r>
+        <w:rPr>
+          <w:color w:val="000000"/>
+        </w:rPr>
+        <w:t xml:space="preserve"> to track its location and usage for the purpose of ensuring compliance with the terms of this Agreement.</w:t>
       </w:r>
     </w:p>
     <w:p/>
@@ -1032,18 +1138,22 @@
         </w:rPr>
         <w:t xml:space="preserve">3. AMOUNT DUE AT SIGNING. </w:t>
       </w:r>
+      <w:proofErr w:type="spellStart"/>
       <w:r>
         <w:t>Rentor</w:t>
       </w:r>
+      <w:proofErr w:type="spellEnd"/>
       <w:r>
         <w:rPr>
           <w:color w:val="000000"/>
         </w:rPr>
         <w:t xml:space="preserve"> and </w:t>
       </w:r>
+      <w:proofErr w:type="spellStart"/>
       <w:r>
         <w:t>Rentee</w:t>
       </w:r>
+      <w:proofErr w:type="spellEnd"/>
       <w:r>
         <w:rPr>
           <w:color w:val="000000"/>
@@ -1187,14 +1297,28 @@
         </w:rPr>
         <w:t xml:space="preserve">, </w:t>
       </w:r>
+      <w:proofErr w:type="spellStart"/>
       <w:r>
         <w:t>Rentee</w:t>
       </w:r>
-      <w:r>
-        <w:rPr>
-          <w:color w:val="000000"/>
-        </w:rPr>
-        <w:t xml:space="preserve"> shall pay        </w:t>
+      <w:proofErr w:type="spellEnd"/>
+      <w:r>
+        <w:rPr>
+          <w:color w:val="000000"/>
+        </w:rPr>
+        <w:t xml:space="preserve"> shall pay </w:t>
+      </w:r>
+      <w:r>
+        <w:rPr>
+          <w:color w:val="000000"/>
+        </w:rPr>
+        <w:t>{{sum}}</w:t>
+      </w:r>
+      <w:r>
+        <w:rPr>
+          <w:color w:val="000000"/>
+        </w:rPr>
+        <w:t xml:space="preserve"> </w:t>
       </w:r>
       <w:r>
         <w:t>per each day</w:t>
@@ -1268,45 +1392,55 @@
         </w:rPr>
         <w:t xml:space="preserve"> days of advanced written notice (email or personal text message will suffice). In the event of termination, </w:t>
       </w:r>
+      <w:proofErr w:type="spellStart"/>
       <w:r>
         <w:t>Rentee</w:t>
       </w:r>
+      <w:proofErr w:type="spellEnd"/>
       <w:r>
         <w:rPr>
           <w:color w:val="000000"/>
         </w:rPr>
         <w:t xml:space="preserve"> agrees to return the vehicle to the </w:t>
       </w:r>
+      <w:proofErr w:type="spellStart"/>
       <w:r>
         <w:t>Rentor</w:t>
       </w:r>
+      <w:proofErr w:type="spellEnd"/>
       <w:r>
         <w:rPr>
           <w:color w:val="000000"/>
         </w:rPr>
         <w:t xml:space="preserve"> by the specified date, and </w:t>
       </w:r>
+      <w:proofErr w:type="spellStart"/>
       <w:r>
         <w:t>Rentor</w:t>
       </w:r>
+      <w:proofErr w:type="spellEnd"/>
       <w:r>
         <w:rPr>
           <w:color w:val="000000"/>
         </w:rPr>
         <w:t xml:space="preserve"> agrees to return any remaining security deposit to </w:t>
       </w:r>
+      <w:proofErr w:type="spellStart"/>
       <w:r>
         <w:t>Rentee</w:t>
       </w:r>
+      <w:proofErr w:type="spellEnd"/>
       <w:r>
         <w:rPr>
           <w:color w:val="000000"/>
         </w:rPr>
         <w:t xml:space="preserve">, subject to any withholdings specified in this agreement. For avoidance of doubt, if the </w:t>
       </w:r>
+      <w:proofErr w:type="spellStart"/>
       <w:r>
         <w:t>Rentor</w:t>
       </w:r>
+      <w:proofErr w:type="spellEnd"/>
       <w:r>
         <w:rPr>
           <w:color w:val="000000"/>
@@ -1388,29 +1522,49 @@
         <w:rPr>
           <w:color w:val="000000"/>
         </w:rPr>
-        <w:t xml:space="preserve">. Payments may be made by cashier's check, money order, certified check, zelle, cash, or by any other means agreed upon by the </w:t>
-      </w:r>
+        <w:t xml:space="preserve">. Payments may be made by cashier's check, money order, certified check, </w:t>
+      </w:r>
+      <w:proofErr w:type="spellStart"/>
+      <w:r>
+        <w:rPr>
+          <w:color w:val="000000"/>
+        </w:rPr>
+        <w:t>zelle</w:t>
+      </w:r>
+      <w:proofErr w:type="spellEnd"/>
+      <w:r>
+        <w:rPr>
+          <w:color w:val="000000"/>
+        </w:rPr>
+        <w:t xml:space="preserve">, cash, or by any other means agreed upon by the </w:t>
+      </w:r>
+      <w:proofErr w:type="spellStart"/>
       <w:r>
         <w:t>Rentor</w:t>
       </w:r>
+      <w:proofErr w:type="spellEnd"/>
       <w:r>
         <w:rPr>
           <w:color w:val="000000"/>
         </w:rPr>
         <w:t xml:space="preserve"> and </w:t>
       </w:r>
+      <w:proofErr w:type="spellStart"/>
       <w:r>
         <w:t>Rentee</w:t>
       </w:r>
+      <w:proofErr w:type="spellEnd"/>
       <w:r>
         <w:rPr>
           <w:color w:val="000000"/>
         </w:rPr>
         <w:t xml:space="preserve">. Payments are to be paid to the </w:t>
       </w:r>
+      <w:proofErr w:type="spellStart"/>
       <w:r>
         <w:t>Rentor</w:t>
       </w:r>
+      <w:proofErr w:type="spellEnd"/>
       <w:r>
         <w:rPr>
           <w:color w:val="000000"/>
@@ -1446,9 +1600,11 @@
         </w:rPr>
         <w:t xml:space="preserve"> The </w:t>
       </w:r>
+      <w:proofErr w:type="spellStart"/>
       <w:r>
         <w:t>Rentee</w:t>
       </w:r>
+      <w:proofErr w:type="spellEnd"/>
       <w:r>
         <w:rPr>
           <w:color w:val="000000"/>
@@ -1464,9 +1620,11 @@
         </w:rPr>
         <w:t xml:space="preserve"> is signed. This deposit will be returned to the </w:t>
       </w:r>
+      <w:proofErr w:type="spellStart"/>
       <w:r>
         <w:t>Rentee</w:t>
       </w:r>
+      <w:proofErr w:type="spellEnd"/>
       <w:r>
         <w:rPr>
           <w:color w:val="000000"/>
@@ -1482,9 +1640,11 @@
         </w:rPr>
         <w:t xml:space="preserve">, subject to the option of the </w:t>
       </w:r>
+      <w:proofErr w:type="spellStart"/>
       <w:r>
         <w:t>Rentor</w:t>
       </w:r>
+      <w:proofErr w:type="spellEnd"/>
       <w:r>
         <w:rPr>
           <w:color w:val="000000"/>
@@ -1500,9 +1660,11 @@
         </w:rPr>
         <w:t xml:space="preserve"> charges and damages. Any amounts refundable to the </w:t>
       </w:r>
+      <w:proofErr w:type="spellStart"/>
       <w:r>
         <w:t>Rentee</w:t>
       </w:r>
+      <w:proofErr w:type="spellEnd"/>
       <w:r>
         <w:rPr>
           <w:color w:val="000000"/>
@@ -1570,28 +1732,16 @@
         </w:rPr>
         <w:t xml:space="preserve">9. MILEAGE PERMITTED. </w:t>
       </w:r>
+      <w:proofErr w:type="spellStart"/>
       <w:r>
         <w:t>Rentee</w:t>
       </w:r>
-      <w:r>
-        <w:rPr>
-          <w:color w:val="000000"/>
-        </w:rPr>
-        <w:t xml:space="preserve"> will be permitted to drive the Vehicle for a maximum of {{limit}} miles per month and be charged $0.15 per extra mile if the Vehicle is driven over the allotted </w:t>
-      </w:r>
-      <w:proofErr w:type="gramStart"/>
-      <w:r>
-        <w:rPr>
-          <w:color w:val="000000"/>
-        </w:rPr>
-        <w:t>amount</w:t>
-      </w:r>
-      <w:proofErr w:type="gramEnd"/>
-      <w:r>
-        <w:rPr>
-          <w:color w:val="000000"/>
-        </w:rPr>
-        <w:t xml:space="preserve"> of miles. </w:t>
+      <w:proofErr w:type="spellEnd"/>
+      <w:r>
+        <w:rPr>
+          <w:color w:val="000000"/>
+        </w:rPr>
+        <w:t xml:space="preserve"> will be permitted to drive the Vehicle for a maximum of {{limit}} miles per month and be charged $0.15 per extra mile if the Vehicle is driven over the allotted amount of miles. </w:t>
       </w:r>
     </w:p>
     <w:p>
@@ -1634,9 +1784,11 @@
         </w:rPr>
         <w:t xml:space="preserve"> The vehicle can be used for personal purposes only such as commuting to work or school. The </w:t>
       </w:r>
+      <w:proofErr w:type="spellStart"/>
       <w:r>
         <w:t>Rentee</w:t>
       </w:r>
+      <w:proofErr w:type="spellEnd"/>
       <w:r>
         <w:rPr>
           <w:color w:val="000000"/>
@@ -1726,9 +1878,11 @@
         </w:rPr>
         <w:t xml:space="preserve">12. INSURANCE. </w:t>
       </w:r>
+      <w:proofErr w:type="spellStart"/>
       <w:r>
         <w:t>Rentee</w:t>
       </w:r>
+      <w:proofErr w:type="spellEnd"/>
       <w:r>
         <w:rPr>
           <w:color w:val="000000"/>
@@ -1749,37 +1903,27 @@
         </w:rPr>
         <w:t xml:space="preserve">). Proof of insurance or the insurance card must be provided to the </w:t>
       </w:r>
+      <w:proofErr w:type="spellStart"/>
       <w:r>
         <w:t>Rentor</w:t>
       </w:r>
+      <w:proofErr w:type="spellEnd"/>
       <w:r>
         <w:rPr>
           <w:color w:val="000000"/>
         </w:rPr>
         <w:t xml:space="preserve"> upon request. The </w:t>
       </w:r>
+      <w:proofErr w:type="spellStart"/>
       <w:r>
         <w:t>Rentee</w:t>
       </w:r>
-      <w:r>
-        <w:rPr>
-          <w:color w:val="000000"/>
-        </w:rPr>
-        <w:t xml:space="preserve"> is responsible for </w:t>
-      </w:r>
-      <w:proofErr w:type="gramStart"/>
-      <w:r>
-        <w:rPr>
-          <w:color w:val="000000"/>
-        </w:rPr>
-        <w:t>insuring</w:t>
-      </w:r>
-      <w:proofErr w:type="gramEnd"/>
-      <w:r>
-        <w:rPr>
-          <w:color w:val="000000"/>
-        </w:rPr>
-        <w:t xml:space="preserve"> the Vehicle based on its full value. Creek </w:t>
+      <w:proofErr w:type="spellEnd"/>
+      <w:r>
+        <w:rPr>
+          <w:color w:val="000000"/>
+        </w:rPr>
+        <w:t xml:space="preserve"> is responsible for insuring the Vehicle based on its full value. Creek </w:t>
       </w:r>
       <w:r>
         <w:rPr>
@@ -1825,15 +1969,18 @@
         </w:rPr>
         <w:t xml:space="preserve"> </w:t>
       </w:r>
+      <w:proofErr w:type="spellStart"/>
       <w:r>
         <w:t>Rentee</w:t>
       </w:r>
+      <w:proofErr w:type="spellEnd"/>
       <w:r>
         <w:rPr>
           <w:color w:val="000000"/>
         </w:rPr>
         <w:t xml:space="preserve"> may be charged for excessive wear based on </w:t>
       </w:r>
+      <w:proofErr w:type="spellStart"/>
       <w:r>
         <w:t>Rentor</w:t>
       </w:r>
@@ -1841,21 +1988,14 @@
         <w:rPr>
           <w:color w:val="000000"/>
         </w:rPr>
-        <w:t xml:space="preserve">'s specifications and generally accepted standards for normal use. Excessive wear and tear </w:t>
-      </w:r>
-      <w:proofErr w:type="gramStart"/>
-      <w:r>
-        <w:rPr>
-          <w:color w:val="000000"/>
-        </w:rPr>
-        <w:t>includes</w:t>
-      </w:r>
-      <w:proofErr w:type="gramEnd"/>
-      <w:r>
-        <w:rPr>
-          <w:color w:val="000000"/>
-        </w:rPr>
-        <w:t xml:space="preserve">, but is not limited to: damaged glass, damaged body panels, lights, fenders, paint, smoking in the vehicle, dysfunctional accessories, extremely worn tire tread, any damage to the interior, and any mechanical damage that interferes with the safe and lawful operation of the vehicle. </w:t>
+        <w:t>'s</w:t>
+      </w:r>
+      <w:proofErr w:type="spellEnd"/>
+      <w:r>
+        <w:rPr>
+          <w:color w:val="000000"/>
+        </w:rPr>
+        <w:t xml:space="preserve"> specifications and generally accepted standards for normal use. Excessive wear and tear includes, but is not limited to: damaged glass, damaged body panels, lights, fenders, paint, smoking in the vehicle, dysfunctional accessories, extremely worn tire tread, any damage to the interior, and any mechanical damage that interferes with the safe and lawful operation of the vehicle. </w:t>
       </w:r>
     </w:p>
     <w:p>
@@ -1933,18 +2073,22 @@
         </w:rPr>
         <w:t xml:space="preserve">The </w:t>
       </w:r>
+      <w:proofErr w:type="spellStart"/>
       <w:r>
         <w:t>Rentee</w:t>
       </w:r>
+      <w:proofErr w:type="spellEnd"/>
       <w:r>
         <w:rPr>
           <w:color w:val="000000"/>
         </w:rPr>
         <w:t xml:space="preserve"> shall not assign, transfer, or sublet any of its obligations, rights, or interest under this Agreement to any third party, whether an associated entity or not, whether in whole or in part without prior written consent of the </w:t>
       </w:r>
+      <w:proofErr w:type="spellStart"/>
       <w:r>
         <w:t>Rentor</w:t>
       </w:r>
+      <w:proofErr w:type="spellEnd"/>
       <w:r>
         <w:rPr>
           <w:color w:val="000000"/>
@@ -1974,18 +2118,22 @@
         </w:rPr>
         <w:t xml:space="preserve">If </w:t>
       </w:r>
+      <w:proofErr w:type="spellStart"/>
       <w:r>
         <w:t>Rentee</w:t>
       </w:r>
+      <w:proofErr w:type="spellEnd"/>
       <w:r>
         <w:rPr>
           <w:color w:val="000000"/>
         </w:rPr>
         <w:t xml:space="preserve"> fails to pay any amount due under this agreement or to comply with any of the covenants contained in this Agreement, </w:t>
       </w:r>
+      <w:proofErr w:type="spellStart"/>
       <w:r>
         <w:t>Rentor</w:t>
       </w:r>
+      <w:proofErr w:type="spellEnd"/>
       <w:r>
         <w:rPr>
           <w:color w:val="000000"/>
@@ -2015,45 +2163,55 @@
         </w:rPr>
         <w:t xml:space="preserve"> The </w:t>
       </w:r>
+      <w:proofErr w:type="spellStart"/>
       <w:r>
         <w:t>Rentee</w:t>
       </w:r>
+      <w:proofErr w:type="spellEnd"/>
       <w:r>
         <w:rPr>
           <w:color w:val="000000"/>
         </w:rPr>
         <w:t xml:space="preserve"> will be in default if the </w:t>
       </w:r>
+      <w:proofErr w:type="spellStart"/>
       <w:r>
         <w:t>Rentee</w:t>
       </w:r>
+      <w:proofErr w:type="spellEnd"/>
       <w:r>
         <w:rPr>
           <w:color w:val="000000"/>
         </w:rPr>
         <w:t xml:space="preserve"> fails to make a monthly payment on the due date, the </w:t>
       </w:r>
+      <w:proofErr w:type="spellStart"/>
       <w:r>
         <w:t>Rentee</w:t>
       </w:r>
+      <w:proofErr w:type="spellEnd"/>
       <w:r>
         <w:rPr>
           <w:color w:val="000000"/>
         </w:rPr>
         <w:t xml:space="preserve"> has misrepresented personal or financial information, the vehicle is damaged or is beyond repair, the vehicle is not returned at the end of the term, </w:t>
       </w:r>
+      <w:proofErr w:type="spellStart"/>
       <w:r>
         <w:t>Rentee</w:t>
       </w:r>
+      <w:proofErr w:type="spellEnd"/>
       <w:r>
         <w:rPr>
           <w:color w:val="000000"/>
         </w:rPr>
         <w:t xml:space="preserve"> fails to maintain vehicle insurance as required, or </w:t>
       </w:r>
+      <w:proofErr w:type="spellStart"/>
       <w:r>
         <w:t>Rentee</w:t>
       </w:r>
+      <w:proofErr w:type="spellEnd"/>
       <w:r>
         <w:rPr>
           <w:color w:val="000000"/>
@@ -2104,18 +2262,22 @@
         </w:rPr>
         <w:t xml:space="preserve"> the vehicle must be returned to the care of </w:t>
       </w:r>
+      <w:proofErr w:type="spellStart"/>
       <w:r>
         <w:t>Rentor</w:t>
       </w:r>
+      <w:proofErr w:type="spellEnd"/>
       <w:r>
         <w:rPr>
           <w:color w:val="000000"/>
         </w:rPr>
         <w:t xml:space="preserve">. </w:t>
       </w:r>
+      <w:proofErr w:type="spellStart"/>
       <w:r>
         <w:t>Rentee</w:t>
       </w:r>
+      <w:proofErr w:type="spellEnd"/>
       <w:r>
         <w:rPr>
           <w:color w:val="000000"/>
@@ -2131,9 +2293,11 @@
         </w:rPr>
         <w:t xml:space="preserve"> costs. The vehicle must be returned clean and with the same level of fuel tank. The </w:t>
       </w:r>
+      <w:proofErr w:type="spellStart"/>
       <w:r>
         <w:t>Rentor</w:t>
       </w:r>
+      <w:proofErr w:type="spellEnd"/>
       <w:r>
         <w:rPr>
           <w:color w:val="000000"/>
@@ -2184,9 +2348,11 @@
         </w:rPr>
         <w:t xml:space="preserve"> </w:t>
       </w:r>
+      <w:proofErr w:type="spellStart"/>
       <w:r>
         <w:t>Rentee</w:t>
       </w:r>
+      <w:proofErr w:type="spellEnd"/>
       <w:r>
         <w:rPr>
           <w:color w:val="000000"/>
@@ -2222,51 +2388,62 @@
         </w:rPr>
         <w:t xml:space="preserve"> </w:t>
       </w:r>
+      <w:proofErr w:type="spellStart"/>
       <w:r>
         <w:t>Rentor</w:t>
       </w:r>
+      <w:proofErr w:type="spellEnd"/>
       <w:r>
         <w:rPr>
           <w:color w:val="000000"/>
         </w:rPr>
         <w:t xml:space="preserve"> agrees, at its expense, to maintain the vehicle in good condition, repair maintenance and running order. </w:t>
       </w:r>
+      <w:proofErr w:type="spellStart"/>
       <w:r>
         <w:t>Rentor</w:t>
       </w:r>
+      <w:proofErr w:type="spellEnd"/>
       <w:r>
         <w:rPr>
           <w:color w:val="000000"/>
         </w:rPr>
         <w:t xml:space="preserve"> shall be responsible for all expenses that shall result as a part of the normal wear and tear of the automobile. </w:t>
       </w:r>
+      <w:proofErr w:type="spellStart"/>
       <w:r>
         <w:t>Rentee</w:t>
       </w:r>
+      <w:proofErr w:type="spellEnd"/>
       <w:r>
         <w:rPr>
           <w:color w:val="000000"/>
         </w:rPr>
         <w:t xml:space="preserve"> agrees to bring the vehicle for scheduled maintenance once requested by the </w:t>
       </w:r>
+      <w:proofErr w:type="spellStart"/>
       <w:r>
         <w:t>Rentor</w:t>
       </w:r>
+      <w:proofErr w:type="spellEnd"/>
       <w:r>
         <w:rPr>
           <w:color w:val="000000"/>
         </w:rPr>
         <w:t xml:space="preserve">. </w:t>
       </w:r>
+      <w:proofErr w:type="spellStart"/>
       <w:r>
         <w:t>Rentee</w:t>
       </w:r>
+      <w:proofErr w:type="spellEnd"/>
       <w:r>
         <w:rPr>
           <w:color w:val="000000"/>
         </w:rPr>
         <w:t xml:space="preserve"> agrees not to conduct any maintenance on the vehicle without </w:t>
       </w:r>
+      <w:proofErr w:type="spellStart"/>
       <w:r>
         <w:t>Rentor</w:t>
       </w:r>
@@ -2274,7 +2451,14 @@
         <w:rPr>
           <w:color w:val="000000"/>
         </w:rPr>
-        <w:t xml:space="preserve">’s express permission.  </w:t>
+        <w:t>’s</w:t>
+      </w:r>
+      <w:proofErr w:type="spellEnd"/>
+      <w:r>
+        <w:rPr>
+          <w:color w:val="000000"/>
+        </w:rPr>
+        <w:t xml:space="preserve"> express permission.  </w:t>
       </w:r>
     </w:p>
     <w:p>
@@ -2328,27 +2512,33 @@
         </w:rPr>
         <w:t xml:space="preserve">22. RISK OF LOSS. </w:t>
       </w:r>
+      <w:proofErr w:type="spellStart"/>
       <w:r>
         <w:t>Rentee</w:t>
       </w:r>
+      <w:proofErr w:type="spellEnd"/>
       <w:r>
         <w:rPr>
           <w:color w:val="000000"/>
         </w:rPr>
         <w:t xml:space="preserve"> assumes and agrees to bear the entire risk of loss of, theft of, damage to or destruction of the Vehicle from any cause whatsoever. In the event of such occurrence to a vehicle, </w:t>
       </w:r>
+      <w:proofErr w:type="spellStart"/>
       <w:r>
         <w:t>Rentee</w:t>
       </w:r>
+      <w:proofErr w:type="spellEnd"/>
       <w:r>
         <w:rPr>
           <w:color w:val="000000"/>
         </w:rPr>
         <w:t xml:space="preserve"> shall give </w:t>
       </w:r>
+      <w:proofErr w:type="spellStart"/>
       <w:r>
         <w:t>Rentor</w:t>
       </w:r>
+      <w:proofErr w:type="spellEnd"/>
       <w:r>
         <w:rPr>
           <w:color w:val="000000"/>
@@ -2381,24 +2571,29 @@
         </w:rPr>
         <w:t xml:space="preserve">The Vehicle is not to be operated by any other driver other than the </w:t>
       </w:r>
+      <w:proofErr w:type="spellStart"/>
       <w:r>
         <w:t>Rentee</w:t>
       </w:r>
+      <w:proofErr w:type="spellEnd"/>
       <w:r>
         <w:rPr>
           <w:color w:val="000000"/>
         </w:rPr>
         <w:t xml:space="preserve">. </w:t>
       </w:r>
+      <w:proofErr w:type="spellStart"/>
       <w:r>
         <w:t>Rentee</w:t>
       </w:r>
+      <w:proofErr w:type="spellEnd"/>
       <w:r>
         <w:rPr>
           <w:color w:val="000000"/>
         </w:rPr>
         <w:t xml:space="preserve"> agrees that it will not drive the vehicle outside of the state of Texas. Any exceptions can only be made upon </w:t>
       </w:r>
+      <w:proofErr w:type="spellStart"/>
       <w:r>
         <w:t>Rentor</w:t>
       </w:r>
@@ -2406,7 +2601,14 @@
         <w:rPr>
           <w:color w:val="000000"/>
         </w:rPr>
-        <w:t xml:space="preserve">'s prior written consent. Any modifications or cosmetic additions to the Vehicle are not permitted and shall constitute automatic forfeiture of the deposit, in addition to expenses associated with restoring the vehicle to its original state. </w:t>
+        <w:t>'s</w:t>
+      </w:r>
+      <w:proofErr w:type="spellEnd"/>
+      <w:r>
+        <w:rPr>
+          <w:color w:val="000000"/>
+        </w:rPr>
+        <w:t xml:space="preserve"> prior written consent. Any modifications or cosmetic additions to the Vehicle are not permitted and shall constitute automatic forfeiture of the deposit, in addition to expenses associated with restoring the vehicle to its original state. </w:t>
       </w:r>
     </w:p>
     <w:p>
@@ -2485,9 +2687,11 @@
         </w:rPr>
         <w:t xml:space="preserve">The Vehicle herein is in an "as is" condition and </w:t>
       </w:r>
+      <w:proofErr w:type="spellStart"/>
       <w:r>
         <w:t>Rentor</w:t>
       </w:r>
+      <w:proofErr w:type="spellEnd"/>
       <w:r>
         <w:rPr>
           <w:color w:val="000000"/>
@@ -2547,36 +2751,44 @@
         </w:rPr>
         <w:t xml:space="preserve">) days advance notice. If the </w:t>
       </w:r>
+      <w:proofErr w:type="spellStart"/>
       <w:r>
         <w:t>Rentee</w:t>
       </w:r>
+      <w:proofErr w:type="spellEnd"/>
       <w:r>
         <w:rPr>
           <w:color w:val="000000"/>
         </w:rPr>
         <w:t xml:space="preserve"> in a material breach of this agreement, the </w:t>
       </w:r>
+      <w:proofErr w:type="spellStart"/>
       <w:r>
         <w:t>Rentor</w:t>
       </w:r>
+      <w:proofErr w:type="spellEnd"/>
       <w:r>
         <w:rPr>
           <w:color w:val="000000"/>
         </w:rPr>
         <w:t xml:space="preserve"> can terminate this agreement immediately, upon which the </w:t>
       </w:r>
+      <w:proofErr w:type="spellStart"/>
       <w:r>
         <w:t>Rentee</w:t>
       </w:r>
+      <w:proofErr w:type="spellEnd"/>
       <w:r>
         <w:rPr>
           <w:color w:val="000000"/>
         </w:rPr>
         <w:t xml:space="preserve"> must return the vehicle to the </w:t>
       </w:r>
+      <w:proofErr w:type="spellStart"/>
       <w:r>
         <w:t>Rentor</w:t>
       </w:r>
+      <w:proofErr w:type="spellEnd"/>
       <w:r>
         <w:rPr>
           <w:color w:val="000000"/>
@@ -2606,27 +2818,33 @@
         </w:rPr>
         <w:t xml:space="preserve">27. INSPECTION. </w:t>
       </w:r>
+      <w:proofErr w:type="spellStart"/>
       <w:r>
         <w:t>Rentor</w:t>
       </w:r>
+      <w:proofErr w:type="spellEnd"/>
       <w:r>
         <w:rPr>
           <w:color w:val="000000"/>
         </w:rPr>
         <w:t xml:space="preserve"> and </w:t>
       </w:r>
+      <w:proofErr w:type="spellStart"/>
       <w:r>
         <w:t>Rentee</w:t>
       </w:r>
+      <w:proofErr w:type="spellEnd"/>
       <w:r>
         <w:rPr>
           <w:color w:val="000000"/>
         </w:rPr>
         <w:t xml:space="preserve"> acknowledge that the Vehicle has been inspected and the </w:t>
       </w:r>
+      <w:proofErr w:type="spellStart"/>
       <w:r>
         <w:t>Rentee</w:t>
       </w:r>
+      <w:proofErr w:type="spellEnd"/>
       <w:r>
         <w:rPr>
           <w:color w:val="000000"/>
@@ -2703,18 +2921,22 @@
         </w:rPr>
         <w:t xml:space="preserve">29. INDEMNIFICATION. </w:t>
       </w:r>
+      <w:proofErr w:type="spellStart"/>
       <w:r>
         <w:t>Rentee</w:t>
       </w:r>
+      <w:proofErr w:type="spellEnd"/>
       <w:r>
         <w:rPr>
           <w:color w:val="000000"/>
         </w:rPr>
         <w:t xml:space="preserve"> agrees to indemnify and hold harmless the </w:t>
       </w:r>
+      <w:proofErr w:type="spellStart"/>
       <w:r>
         <w:t>Rentor</w:t>
       </w:r>
+      <w:proofErr w:type="spellEnd"/>
       <w:r>
         <w:rPr>
           <w:color w:val="000000"/>
@@ -2827,10 +3049,27 @@
         <w:rPr>
           <w:color w:val="000000"/>
         </w:rPr>
-        <w:t xml:space="preserve">This Agreement shall be executed by {{renter}} and by Denis Kokozov, on behalf of Creek Chariot Corp. This Agreement shall be effective as of the date mentioned above: </w:t>
-      </w:r>
-    </w:p>
-    <w:p>
+        <w:t xml:space="preserve">This Agreement shall be executed by {{renter}} and by Denis </w:t>
+      </w:r>
+      <w:proofErr w:type="spellStart"/>
+      <w:r>
+        <w:rPr>
+          <w:color w:val="000000"/>
+        </w:rPr>
+        <w:t>Kokozov</w:t>
+      </w:r>
+      <w:proofErr w:type="spellEnd"/>
+      <w:r>
+        <w:rPr>
+          <w:color w:val="000000"/>
+        </w:rPr>
+        <w:t xml:space="preserve">, on behalf of Creek Chariot Corp. This Agreement shall be effective as of the date mentioned above: </w:t>
+      </w:r>
+    </w:p>
+    <w:p>
+      <w:pPr>
+        <w:keepNext/>
+      </w:pPr>
       <w:r>
         <w:rPr>
           <w:color w:val="000000"/>
@@ -2842,22 +3081,186 @@
       <w:pPr>
         <w:keepNext/>
       </w:pPr>
-      <w:r>
-        <w:rPr>
-          <w:color w:val="000000"/>
-        </w:rPr>
-        <w:t xml:space="preserve">  </w:t>
-      </w:r>
-    </w:p>
+      <w:proofErr w:type="spellStart"/>
+      <w:r>
+        <w:rPr>
+          <w:b/>
+          <w:color w:val="000000"/>
+        </w:rPr>
+        <w:t>Rentee</w:t>
+      </w:r>
+      <w:proofErr w:type="spellEnd"/>
+      <w:r>
+        <w:rPr>
+          <w:b/>
+          <w:color w:val="000000"/>
+        </w:rPr>
+        <w:t xml:space="preserve">: </w:t>
+      </w:r>
+    </w:p>
+    <w:tbl>
+      <w:tblPr>
+        <w:tblW w:w="10440" w:type="dxa"/>
+        <w:tblLayout w:type="fixed"/>
+        <w:tblCellMar>
+          <w:left w:w="0" w:type="dxa"/>
+          <w:right w:w="0" w:type="dxa"/>
+        </w:tblCellMar>
+        <w:tblLook w:val="0400" w:firstRow="0" w:lastRow="0" w:firstColumn="0" w:lastColumn="0" w:noHBand="0" w:noVBand="1"/>
+      </w:tblPr>
+      <w:tblGrid>
+        <w:gridCol w:w="5221"/>
+        <w:gridCol w:w="5219"/>
+      </w:tblGrid>
+      <w:tr>
+        <w:tc>
+          <w:tcPr>
+            <w:tcW w:w="5220" w:type="dxa"/>
+            <w:vAlign w:val="center"/>
+          </w:tcPr>
+          <w:p>
+            <w:pPr>
+              <w:widowControl w:val="0"/>
+              <w:rPr>
+                <w:b/>
+                <w:color w:val="000000"/>
+              </w:rPr>
+            </w:pPr>
+          </w:p>
+        </w:tc>
+        <w:tc>
+          <w:tcPr>
+            <w:tcW w:w="5219" w:type="dxa"/>
+            <w:tcMar>
+              <w:left w:w="108" w:type="dxa"/>
+              <w:right w:w="108" w:type="dxa"/>
+            </w:tcMar>
+            <w:vAlign w:val="center"/>
+          </w:tcPr>
+          <w:p>
+            <w:pPr>
+              <w:widowControl w:val="0"/>
+              <w:rPr>
+                <w:b/>
+                <w:color w:val="000000"/>
+              </w:rPr>
+            </w:pPr>
+          </w:p>
+        </w:tc>
+      </w:tr>
+      <w:tr>
+        <w:tc>
+          <w:tcPr>
+            <w:tcW w:w="5220" w:type="dxa"/>
+            <w:tcMar>
+              <w:top w:w="660" w:type="dxa"/>
+            </w:tcMar>
+          </w:tcPr>
+          <w:p>
+            <w:pPr>
+              <w:widowControl w:val="0"/>
+            </w:pPr>
+            <w:r>
+              <w:rPr>
+                <w:color w:val="000000"/>
+              </w:rPr>
+              <w:t xml:space="preserve">By: </w:t>
+            </w:r>
+            <w:proofErr w:type="spellStart"/>
+            <w:r>
+              <w:rPr>
+                <w:color w:val="FFFFFE"/>
+                <w:sz w:val="2"/>
+                <w:szCs w:val="2"/>
+              </w:rPr>
+              <w:t>s_Af_The_Rentee_Name</w:t>
+            </w:r>
+            <w:proofErr w:type="spellEnd"/>
+            <w:r>
+              <w:rPr>
+                <w:color w:val="FFFFFE"/>
+                <w:sz w:val="2"/>
+                <w:szCs w:val="2"/>
+              </w:rPr>
+              <w:t>_</w:t>
+            </w:r>
+            <w:r>
+              <w:rPr>
+                <w:color w:val="000000"/>
+              </w:rPr>
+              <w:t xml:space="preserve"> </w:t>
+            </w:r>
+          </w:p>
+        </w:tc>
+        <w:tc>
+          <w:tcPr>
+            <w:tcW w:w="5219" w:type="dxa"/>
+            <w:tcMar>
+              <w:top w:w="660" w:type="dxa"/>
+            </w:tcMar>
+          </w:tcPr>
+          <w:p>
+            <w:pPr>
+              <w:widowControl w:val="0"/>
+            </w:pPr>
+            <w:r>
+              <w:rPr>
+                <w:color w:val="000000"/>
+              </w:rPr>
+              <w:t xml:space="preserve">Date: </w:t>
+            </w:r>
+            <w:proofErr w:type="spellStart"/>
+            <w:r>
+              <w:rPr>
+                <w:color w:val="FFFFFE"/>
+                <w:sz w:val="2"/>
+                <w:szCs w:val="2"/>
+              </w:rPr>
+              <w:t>d_Af_The_Rentee_Date</w:t>
+            </w:r>
+            <w:proofErr w:type="spellEnd"/>
+            <w:r>
+              <w:rPr>
+                <w:color w:val="FFFFFE"/>
+                <w:sz w:val="2"/>
+                <w:szCs w:val="2"/>
+              </w:rPr>
+              <w:t>_</w:t>
+            </w:r>
+            <w:r>
+              <w:rPr>
+                <w:color w:val="000000"/>
+              </w:rPr>
+              <w:t xml:space="preserve"> {{</w:t>
+            </w:r>
+            <w:proofErr w:type="spellStart"/>
+            <w:r>
+              <w:rPr>
+                <w:color w:val="000000"/>
+              </w:rPr>
+              <w:t>begin_time</w:t>
+            </w:r>
+            <w:proofErr w:type="spellEnd"/>
+            <w:r>
+              <w:rPr>
+                <w:color w:val="000000"/>
+              </w:rPr>
+              <w:t>}}</w:t>
+            </w:r>
+          </w:p>
+        </w:tc>
+      </w:tr>
+    </w:tbl>
     <w:p>
       <w:pPr>
         <w:keepNext/>
-      </w:pPr>
-      <w:r>
-        <w:rPr>
-          <w:color w:val="000000"/>
-        </w:rPr>
-        <w:t xml:space="preserve">  </w:t>
+        <w:ind w:left="360"/>
+      </w:pPr>
+      <w:r>
+        <w:rPr>
+          <w:color w:val="000000"/>
+        </w:rPr>
+        <w:t xml:space="preserve">_________________ </w:t>
       </w:r>
     </w:p>
     <w:p>
@@ -2866,10 +3269,9 @@
       </w:pPr>
       <w:r>
         <w:rPr>
-          <w:b/>
-          <w:color w:val="000000"/>
-        </w:rPr>
-        <w:t xml:space="preserve">Rentee: </w:t>
+          <w:color w:val="000000"/>
+        </w:rPr>
+        <w:t xml:space="preserve">    </w:t>
       </w:r>
     </w:p>
     <w:p>
@@ -2880,7 +3282,34 @@
         <w:rPr>
           <w:color w:val="000000"/>
         </w:rPr>
-        <w:t xml:space="preserve">  </w:t>
+        <w:t> </w:t>
+      </w:r>
+    </w:p>
+    <w:p>
+      <w:pPr>
+        <w:keepNext/>
+      </w:pPr>
+      <w:proofErr w:type="spellStart"/>
+      <w:r>
+        <w:rPr>
+          <w:b/>
+          <w:color w:val="000000"/>
+        </w:rPr>
+        <w:t>Rentor</w:t>
+      </w:r>
+      <w:proofErr w:type="spellEnd"/>
+      <w:r>
+        <w:rPr>
+          <w:b/>
+          <w:color w:val="000000"/>
+        </w:rPr>
+        <w:t>:</w:t>
+      </w:r>
+      <w:r>
+        <w:rPr>
+          <w:color w:val="000000"/>
+        </w:rPr>
+        <w:t xml:space="preserve"> </w:t>
       </w:r>
     </w:p>
     <w:p>
@@ -2963,13 +3392,23 @@
               </w:rPr>
               <w:t xml:space="preserve">By: </w:t>
             </w:r>
+            <w:proofErr w:type="spellStart"/>
             <w:r>
               <w:rPr>
                 <w:color w:val="FFFFFE"/>
                 <w:sz w:val="2"/>
                 <w:szCs w:val="2"/>
               </w:rPr>
-              <w:t>s_Af_The_Rentee_Name_</w:t>
+              <w:t>s_Af_The_Rentor_Name</w:t>
+            </w:r>
+            <w:proofErr w:type="spellEnd"/>
+            <w:r>
+              <w:rPr>
+                <w:color w:val="FFFFFE"/>
+                <w:sz w:val="2"/>
+                <w:szCs w:val="2"/>
+              </w:rPr>
+              <w:t>_</w:t>
             </w:r>
             <w:r>
               <w:rPr>
@@ -2996,214 +3435,43 @@
               </w:rPr>
               <w:t xml:space="preserve">Date: </w:t>
             </w:r>
+            <w:proofErr w:type="spellStart"/>
             <w:r>
               <w:rPr>
                 <w:color w:val="FFFFFE"/>
                 <w:sz w:val="2"/>
                 <w:szCs w:val="2"/>
               </w:rPr>
-              <w:t>d_Af_The_Rentee_Date_</w:t>
+              <w:t>d_Af_The_Rentor_Date</w:t>
             </w:r>
-            <w:r>
-              <w:rPr>
-                <w:color w:val="000000"/>
-              </w:rPr>
-              <w:t xml:space="preserve"> {{begin_time}}</w:t>
-            </w:r>
-          </w:p>
-        </w:tc>
-      </w:tr>
-    </w:tbl>
-    <w:p>
-      <w:pPr>
-        <w:keepNext/>
-        <w:ind w:left="360"/>
-      </w:pPr>
-      <w:r>
-        <w:rPr>
-          <w:color w:val="000000"/>
-        </w:rPr>
-        <w:t xml:space="preserve">_________________ </w:t>
-      </w:r>
-    </w:p>
-    <w:p>
-      <w:pPr>
-        <w:keepNext/>
-      </w:pPr>
-      <w:r>
-        <w:rPr>
-          <w:color w:val="000000"/>
-        </w:rPr>
-        <w:t xml:space="preserve">  </w:t>
-      </w:r>
-    </w:p>
-    <w:p>
-      <w:pPr>
-        <w:keepNext/>
-      </w:pPr>
-      <w:r>
-        <w:rPr>
-          <w:color w:val="000000"/>
-        </w:rPr>
-        <w:t xml:space="preserve">  </w:t>
-      </w:r>
-    </w:p>
-    <w:p>
-      <w:pPr>
-        <w:keepNext/>
-      </w:pPr>
-      <w:r>
-        <w:rPr>
-          <w:color w:val="000000"/>
-        </w:rPr>
-        <w:t xml:space="preserve">  </w:t>
-      </w:r>
-    </w:p>
-    <w:p>
-      <w:pPr>
-        <w:keepNext/>
-      </w:pPr>
-      <w:r>
-        <w:rPr>
-          <w:b/>
-          <w:color w:val="000000"/>
-        </w:rPr>
-        <w:t>Rentor:</w:t>
-      </w:r>
-      <w:r>
-        <w:rPr>
-          <w:color w:val="000000"/>
-        </w:rPr>
-        <w:t xml:space="preserve"> </w:t>
-      </w:r>
-    </w:p>
-    <w:p>
-      <w:pPr>
-        <w:keepNext/>
-      </w:pPr>
-      <w:r>
-        <w:rPr>
-          <w:color w:val="000000"/>
-        </w:rPr>
-        <w:t xml:space="preserve">  </w:t>
-      </w:r>
-    </w:p>
-    <w:tbl>
-      <w:tblPr>
-        <w:tblW w:w="10440" w:type="dxa"/>
-        <w:tblLayout w:type="fixed"/>
-        <w:tblCellMar>
-          <w:left w:w="0" w:type="dxa"/>
-          <w:right w:w="0" w:type="dxa"/>
-        </w:tblCellMar>
-        <w:tblLook w:val="0400" w:firstRow="0" w:lastRow="0" w:firstColumn="0" w:lastColumn="0" w:noHBand="0" w:noVBand="1"/>
-      </w:tblPr>
-      <w:tblGrid>
-        <w:gridCol w:w="5221"/>
-        <w:gridCol w:w="5219"/>
-      </w:tblGrid>
-      <w:tr>
-        <w:tc>
-          <w:tcPr>
-            <w:tcW w:w="5220" w:type="dxa"/>
-            <w:vAlign w:val="center"/>
-          </w:tcPr>
-          <w:p>
-            <w:pPr>
-              <w:widowControl w:val="0"/>
-              <w:jc w:val="center"/>
-              <w:rPr>
-                <w:b/>
-                <w:color w:val="000000"/>
-              </w:rPr>
-            </w:pPr>
-          </w:p>
-        </w:tc>
-        <w:tc>
-          <w:tcPr>
-            <w:tcW w:w="5219" w:type="dxa"/>
-            <w:tcMar>
-              <w:left w:w="108" w:type="dxa"/>
-              <w:right w:w="108" w:type="dxa"/>
-            </w:tcMar>
-            <w:vAlign w:val="center"/>
-          </w:tcPr>
-          <w:p>
-            <w:pPr>
-              <w:widowControl w:val="0"/>
-              <w:rPr>
-                <w:b/>
-                <w:color w:val="000000"/>
-              </w:rPr>
-            </w:pPr>
-          </w:p>
-        </w:tc>
-      </w:tr>
-      <w:tr>
-        <w:tc>
-          <w:tcPr>
-            <w:tcW w:w="5220" w:type="dxa"/>
-            <w:tcMar>
-              <w:top w:w="660" w:type="dxa"/>
-            </w:tcMar>
-          </w:tcPr>
-          <w:p>
-            <w:pPr>
-              <w:widowControl w:val="0"/>
-            </w:pPr>
-            <w:r>
-              <w:rPr>
-                <w:color w:val="000000"/>
-              </w:rPr>
-              <w:lastRenderedPageBreak/>
-              <w:t xml:space="preserve">By: </w:t>
-            </w:r>
+            <w:proofErr w:type="spellEnd"/>
             <w:r>
               <w:rPr>
                 <w:color w:val="FFFFFE"/>
                 <w:sz w:val="2"/>
                 <w:szCs w:val="2"/>
               </w:rPr>
-              <w:t>s_Af_The_Rentor_Name_</w:t>
+              <w:t>_</w:t>
             </w:r>
             <w:r>
               <w:rPr>
                 <w:color w:val="000000"/>
               </w:rPr>
-              <w:t xml:space="preserve"> </w:t>
+              <w:t xml:space="preserve"> {{</w:t>
             </w:r>
-          </w:p>
-        </w:tc>
-        <w:tc>
-          <w:tcPr>
-            <w:tcW w:w="5219" w:type="dxa"/>
-            <w:tcMar>
-              <w:top w:w="660" w:type="dxa"/>
-            </w:tcMar>
-          </w:tcPr>
-          <w:p>
-            <w:pPr>
-              <w:widowControl w:val="0"/>
-            </w:pPr>
+            <w:proofErr w:type="spellStart"/>
             <w:r>
               <w:rPr>
                 <w:color w:val="000000"/>
               </w:rPr>
-              <w:t xml:space="preserve">Date: </w:t>
+              <w:t>begin_time</w:t>
             </w:r>
+            <w:proofErr w:type="spellEnd"/>
             <w:r>
               <w:rPr>
-                <w:color w:val="FFFFFE"/>
-                <w:sz w:val="2"/>
-                <w:szCs w:val="2"/>
-              </w:rPr>
-              <w:t>d_Af_The_Rentor_Date_</w:t>
-            </w:r>
-            <w:r>
-              <w:rPr>
                 <w:color w:val="000000"/>
               </w:rPr>
-              <w:t xml:space="preserve"> {{begin_time}}</w:t>
+              <w:t>}}</w:t>
             </w:r>
           </w:p>
         </w:tc>

--- a/rentacar/exword_samples/rental.docx
+++ b/rentacar/exword_samples/rental.docx
@@ -45,7 +45,21 @@
         <w:rPr>
           <w:color w:val="000000"/>
         </w:rPr>
-        <w:t>This agreement is entered into this  day, {{</w:t>
+        <w:t xml:space="preserve">This agreement is entered into </w:t>
+      </w:r>
+      <w:proofErr w:type="gramStart"/>
+      <w:r>
+        <w:rPr>
+          <w:color w:val="000000"/>
+        </w:rPr>
+        <w:t>this  day</w:t>
+      </w:r>
+      <w:proofErr w:type="gramEnd"/>
+      <w:r>
+        <w:rPr>
+          <w:color w:val="000000"/>
+        </w:rPr>
+        <w:t>, {{</w:t>
       </w:r>
       <w:proofErr w:type="spellStart"/>
       <w:r>
@@ -1741,7 +1755,21 @@
         <w:rPr>
           <w:color w:val="000000"/>
         </w:rPr>
-        <w:t xml:space="preserve"> will be permitted to drive the Vehicle for a maximum of {{limit}} miles per month and be charged $0.15 per extra mile if the Vehicle is driven over the allotted amount of miles. </w:t>
+        <w:t xml:space="preserve"> will be permitted to drive the Vehicle for a maximum of {{limit}} miles per month and be charged $0.15 per extra mile if the Vehicle is driven over the allotted </w:t>
+      </w:r>
+      <w:proofErr w:type="gramStart"/>
+      <w:r>
+        <w:rPr>
+          <w:color w:val="000000"/>
+        </w:rPr>
+        <w:t>amount</w:t>
+      </w:r>
+      <w:proofErr w:type="gramEnd"/>
+      <w:r>
+        <w:rPr>
+          <w:color w:val="000000"/>
+        </w:rPr>
+        <w:t xml:space="preserve"> of miles. </w:t>
       </w:r>
     </w:p>
     <w:p>
@@ -1923,7 +1951,21 @@
         <w:rPr>
           <w:color w:val="000000"/>
         </w:rPr>
-        <w:t xml:space="preserve"> is responsible for insuring the Vehicle based on its full value. Creek </w:t>
+        <w:t xml:space="preserve"> is responsible for </w:t>
+      </w:r>
+      <w:proofErr w:type="gramStart"/>
+      <w:r>
+        <w:rPr>
+          <w:color w:val="000000"/>
+        </w:rPr>
+        <w:t>insuring</w:t>
+      </w:r>
+      <w:proofErr w:type="gramEnd"/>
+      <w:r>
+        <w:rPr>
+          <w:color w:val="000000"/>
+        </w:rPr>
+        <w:t xml:space="preserve"> the Vehicle based on its full value. Creek </w:t>
       </w:r>
       <w:r>
         <w:rPr>
@@ -1995,7 +2037,21 @@
         <w:rPr>
           <w:color w:val="000000"/>
         </w:rPr>
-        <w:t xml:space="preserve"> specifications and generally accepted standards for normal use. Excessive wear and tear includes, but is not limited to: damaged glass, damaged body panels, lights, fenders, paint, smoking in the vehicle, dysfunctional accessories, extremely worn tire tread, any damage to the interior, and any mechanical damage that interferes with the safe and lawful operation of the vehicle. </w:t>
+        <w:t xml:space="preserve"> specifications and generally accepted standards for normal use. Excessive wear and tear </w:t>
+      </w:r>
+      <w:proofErr w:type="gramStart"/>
+      <w:r>
+        <w:rPr>
+          <w:color w:val="000000"/>
+        </w:rPr>
+        <w:t>includes</w:t>
+      </w:r>
+      <w:proofErr w:type="gramEnd"/>
+      <w:r>
+        <w:rPr>
+          <w:color w:val="000000"/>
+        </w:rPr>
+        <w:t xml:space="preserve">, but is not limited to: damaged glass, damaged body panels, lights, fenders, paint, smoking in the vehicle, dysfunctional accessories, extremely worn tire tread, any damage to the interior, and any mechanical damage that interferes with the safe and lawful operation of the vehicle. </w:t>
       </w:r>
     </w:p>
     <w:p>
@@ -3260,7 +3316,41 @@
         <w:rPr>
           <w:color w:val="000000"/>
         </w:rPr>
-        <w:t xml:space="preserve">_________________ </w:t>
+        <w:t>__</w:t>
+      </w:r>
+      <w:r>
+        <w:rPr>
+          <w:color w:val="000000"/>
+        </w:rPr>
+        <w:t>__</w:t>
+      </w:r>
+      <w:r>
+        <w:rPr>
+          <w:color w:val="FFFFFF" w:themeColor="background1"/>
+          <w:u w:val="single" w:color="000000" w:themeColor="text1"/>
+        </w:rPr>
+        <w:t>{{signature</w:t>
+      </w:r>
+      <w:proofErr w:type="gramStart"/>
+      <w:r>
+        <w:rPr>
+          <w:color w:val="FFFFFF" w:themeColor="background1"/>
+          <w:u w:val="single" w:color="000000" w:themeColor="text1"/>
+        </w:rPr>
+        <w:t>}}</w:t>
+      </w:r>
+      <w:r>
+        <w:rPr>
+          <w:color w:val="000000"/>
+        </w:rPr>
+        <w:t>_</w:t>
+      </w:r>
+      <w:proofErr w:type="gramEnd"/>
+      <w:r>
+        <w:rPr>
+          <w:color w:val="000000"/>
+        </w:rPr>
+        <w:t xml:space="preserve">__ </w:t>
       </w:r>
     </w:p>
     <w:p>
@@ -4054,7 +4144,6 @@
   <w:style w:type="character" w:default="1" w:styleId="a0">
     <w:name w:val="Default Paragraph Font"/>
     <w:uiPriority w:val="1"/>
-    <w:semiHidden/>
     <w:unhideWhenUsed/>
   </w:style>
   <w:style w:type="table" w:default="1" w:styleId="a1">

--- a/rentacar/exword_samples/rental.docx
+++ b/rentacar/exword_samples/rental.docx
@@ -3476,6 +3476,73 @@
             <w:pPr>
               <w:widowControl w:val="0"/>
             </w:pPr>
+            <w:r>
+              <w:rPr>
+                <w:noProof/>
+              </w:rPr>
+              <w:drawing>
+                <wp:anchor distT="0" distB="0" distL="114300" distR="114300" simplePos="0" relativeHeight="251658240" behindDoc="0" locked="0" layoutInCell="1" allowOverlap="1" wp14:anchorId="568E3097" wp14:editId="3370CBC8">
+                  <wp:simplePos x="0" y="0"/>
+                  <wp:positionH relativeFrom="column">
+                    <wp:posOffset>321099</wp:posOffset>
+                  </wp:positionH>
+                  <wp:positionV relativeFrom="paragraph">
+                    <wp:posOffset>-383540</wp:posOffset>
+                  </wp:positionV>
+                  <wp:extent cx="1591733" cy="1160999"/>
+                  <wp:effectExtent l="0" t="0" r="0" b="1270"/>
+                  <wp:wrapNone/>
+                  <wp:docPr id="1917089224" name="Рисунок 2"/>
+                  <wp:cNvGraphicFramePr>
+                    <a:graphicFrameLocks xmlns:a="http://schemas.openxmlformats.org/drawingml/2006/main" noChangeAspect="1"/>
+                  </wp:cNvGraphicFramePr>
+                  <a:graphic xmlns:a="http://schemas.openxmlformats.org/drawingml/2006/main">
+                    <a:graphicData uri="http://schemas.openxmlformats.org/drawingml/2006/picture">
+                      <pic:pic xmlns:pic="http://schemas.openxmlformats.org/drawingml/2006/picture">
+                        <pic:nvPicPr>
+                          <pic:cNvPr id="0" name="Picture 6"/>
+                          <pic:cNvPicPr>
+                            <a:picLocks noChangeAspect="1" noChangeArrowheads="1"/>
+                          </pic:cNvPicPr>
+                        </pic:nvPicPr>
+                        <pic:blipFill>
+                          <a:blip r:embed="rId5" cstate="print">
+                            <a:extLst>
+                              <a:ext uri="{28A0092B-C50C-407E-A947-70E740481C1C}">
+                                <a14:useLocalDpi xmlns:a14="http://schemas.microsoft.com/office/drawing/2010/main" val="0"/>
+                              </a:ext>
+                            </a:extLst>
+                          </a:blip>
+                          <a:srcRect/>
+                          <a:stretch>
+                            <a:fillRect/>
+                          </a:stretch>
+                        </pic:blipFill>
+                        <pic:spPr bwMode="auto">
+                          <a:xfrm>
+                            <a:off x="0" y="0"/>
+                            <a:ext cx="1591733" cy="1160999"/>
+                          </a:xfrm>
+                          <a:prstGeom prst="rect">
+                            <a:avLst/>
+                          </a:prstGeom>
+                          <a:noFill/>
+                          <a:ln>
+                            <a:noFill/>
+                          </a:ln>
+                        </pic:spPr>
+                      </pic:pic>
+                    </a:graphicData>
+                  </a:graphic>
+                  <wp14:sizeRelH relativeFrom="margin">
+                    <wp14:pctWidth>0</wp14:pctWidth>
+                  </wp14:sizeRelH>
+                  <wp14:sizeRelV relativeFrom="margin">
+                    <wp14:pctHeight>0</wp14:pctHeight>
+                  </wp14:sizeRelV>
+                </wp:anchor>
+              </w:drawing>
+            </w:r>
             <w:r>
               <w:rPr>
                 <w:color w:val="000000"/>
@@ -4144,6 +4211,7 @@
   <w:style w:type="character" w:default="1" w:styleId="a0">
     <w:name w:val="Default Paragraph Font"/>
     <w:uiPriority w:val="1"/>
+    <w:semiHidden/>
     <w:unhideWhenUsed/>
   </w:style>
   <w:style w:type="table" w:default="1" w:styleId="a1">
